--- a/policies/build/masters_hco/HCO.IPC.3_v2_master.docx
+++ b/policies/build/masters_hco/HCO.IPC.3_v2_master.docx
@@ -773,7 +773,7 @@
           <w:sz w:val="22"/>
           <w:szCs w:val="22"/>
         </w:rPr>
-        <w:t xml:space="preserve">Boundaries: do not copy SHCO equivalent-chapter wording. Do not overwrite HCO AAC, COP, MOM or PRE policies. Spell out abbreviations on first use in training materials. OE counts/levels/asterisks stay with the official portal Standards PDF. Method notes come from the Guidebook Interpretation paragraphs (scanned PDF md5 2c4489ee98de4ae9b49cba168ea9f42a).</w:t>
+        <w:t xml:space="preserve">Boundaries: do not overwrite HCO AAC, COP, MOM or PRE policies. Spell out abbreviations on first use in training materials. OE counts/levels/asterisks stay with the official portal Standards PDF. Method notes come from the Guidebook Interpretation paragraphs (scanned PDF md5 2c4489ee98de4ae9b49cba168ea9f42a).</w:t>
       </w:r>
     </w:p>
     <w:p>
@@ -887,7 +887,7 @@
           <w:sz w:val="22"/>
           <w:szCs w:val="22"/>
         </w:rPr>
-        <w:t xml:space="preserve">6. Do not skip: The organisation implements the antimicrobial stewardship programme and monitors the use of antimicrobial a...</w:t>
+        <w:t xml:space="preserve">6. Do not skip: The organisation implements the antimicrobial stewardship programme and monitors the use of antimicrobial...</w:t>
       </w:r>
     </w:p>
     <w:p>
@@ -1250,7 +1250,7 @@
         <w:spacing w:after="100" w:before="220"/>
       </w:pPr>
       <w:r>
-        <w:t xml:space="preserve">5.6 The organisation implements the antimicrobial stewardship programme a...</w:t>
+        <w:t xml:space="preserve">5.6 The organisation implements the antimicrobial stewardship programme and...</w:t>
       </w:r>
     </w:p>
     <w:p>
@@ -1365,6 +1365,20 @@
       </w:pPr>
       <w:r>
         <w:t xml:space="preserve">7. Governance and responsibility</w:t>
+      </w:r>
+    </w:p>
+    <w:p>
+      <w:pPr>
+        <w:spacing w:after="20" w:before="100"/>
+      </w:pPr>
+      <w:r>
+        <w:rPr>
+          <w:b/>
+          <w:bCs/>
+          <w:sz w:val="22"/>
+          <w:szCs w:val="22"/>
+        </w:rPr>
+        <w:t xml:space="preserve">Medical Superintendent</w:t>
       </w:r>
     </w:p>
     <w:p>
@@ -1381,7 +1395,7 @@
           <w:sz w:val="22"/>
           <w:szCs w:val="22"/>
         </w:rPr>
-        <w:t xml:space="preserve">Medical Superintendent</w:t>
+        <w:t xml:space="preserve">Accountable that IPC.3 is resourced and followed.</w:t>
       </w:r>
     </w:p>
     <w:p>
@@ -1398,7 +1412,21 @@
           <w:sz w:val="22"/>
           <w:szCs w:val="22"/>
         </w:rPr>
-        <w:t xml:space="preserve">Accountable that IPC.3 is resourced and followed.</w:t>
+        <w:t xml:space="preserve">Acts on outbreaks, sterilisation recalls and exposure events that reach top leadership.</w:t>
+      </w:r>
+    </w:p>
+    <w:p>
+      <w:pPr>
+        <w:spacing w:after="20" w:before="100"/>
+      </w:pPr>
+      <w:r>
+        <w:rPr>
+          <w:b/>
+          <w:bCs/>
+          <w:sz w:val="22"/>
+          <w:szCs w:val="22"/>
+        </w:rPr>
+        <w:t xml:space="preserve">Infection Prevention and Control Officer</w:t>
       </w:r>
     </w:p>
     <w:p>
@@ -1415,7 +1443,21 @@
           <w:sz w:val="22"/>
           <w:szCs w:val="22"/>
         </w:rPr>
-        <w:t xml:space="preserve">Acts on outbreaks, sterilisation recalls and exposure events that reach top leadership.</w:t>
+        <w:t xml:space="preserve">Owns day-to-day implementation and records for this standard.</w:t>
+      </w:r>
+    </w:p>
+    <w:p>
+      <w:pPr>
+        <w:spacing w:after="20" w:before="100"/>
+      </w:pPr>
+      <w:r>
+        <w:rPr>
+          <w:b/>
+          <w:bCs/>
+          <w:sz w:val="22"/>
+          <w:szCs w:val="22"/>
+        </w:rPr>
+        <w:t xml:space="preserve">Infection Prevention and Control Officer</w:t>
       </w:r>
     </w:p>
     <w:p>
@@ -1432,7 +1474,21 @@
           <w:sz w:val="22"/>
           <w:szCs w:val="22"/>
         </w:rPr>
-        <w:t xml:space="preserve">Infection Prevention and Control Officer</w:t>
+        <w:t xml:space="preserve">Coordinates the IPC programme across standards; brings surveillance and incidents to the Infection Prevention and Control Committee.</w:t>
+      </w:r>
+    </w:p>
+    <w:p>
+      <w:pPr>
+        <w:spacing w:after="20" w:before="100"/>
+      </w:pPr>
+      <w:r>
+        <w:rPr>
+          <w:b/>
+          <w:bCs/>
+          <w:sz w:val="22"/>
+          <w:szCs w:val="22"/>
+        </w:rPr>
+        <w:t xml:space="preserve">Infection Prevention and Control Nurse</w:t>
       </w:r>
     </w:p>
     <w:p>
@@ -1449,7 +1505,21 @@
           <w:sz w:val="22"/>
           <w:szCs w:val="22"/>
         </w:rPr>
-        <w:t xml:space="preserve">Owns day-to-day implementation and records for this standard.</w:t>
+        <w:t xml:space="preserve">Runs day-to-day surveillance, hand-hygiene audit and staff education as this standard requires.</w:t>
+      </w:r>
+    </w:p>
+    <w:p>
+      <w:pPr>
+        <w:spacing w:after="20" w:before="100"/>
+      </w:pPr>
+      <w:r>
+        <w:rPr>
+          <w:b/>
+          <w:bCs/>
+          <w:sz w:val="22"/>
+          <w:szCs w:val="22"/>
+        </w:rPr>
+        <w:t xml:space="preserve">Quality Coordinator</w:t>
       </w:r>
     </w:p>
     <w:p>
@@ -1466,7 +1536,28 @@
           <w:sz w:val="22"/>
           <w:szCs w:val="22"/>
         </w:rPr>
-        <w:t xml:space="preserve">Infection Prevention and Control Officer</w:t>
+        <w:t xml:space="preserve">Audits this policy «quarterly»; holds training acknowledgements.</w:t>
+      </w:r>
+    </w:p>
+    <w:p>
+      <w:pPr>
+        <w:pStyle w:val="Heading1"/>
+        <w:spacing w:after="120" w:before="280"/>
+      </w:pPr>
+      <w:r>
+        <w:t xml:space="preserve">8. Quality monitoring (RCA → CAPA)</w:t>
+      </w:r>
+    </w:p>
+    <w:p>
+      <w:pPr>
+        <w:spacing w:after="140"/>
+      </w:pPr>
+      <w:r>
+        <w:rPr>
+          <w:sz w:val="22"/>
+          <w:szCs w:val="22"/>
+        </w:rPr>
+        <w:t xml:space="preserve">The Quality Coordinator audits this policy «quarterly». The audit reviews:</w:t>
       </w:r>
     </w:p>
     <w:p>
@@ -1483,7 +1574,7 @@
           <w:sz w:val="22"/>
           <w:szCs w:val="22"/>
         </w:rPr>
-        <w:t xml:space="preserve">Coordinates the IPC programme across standards; brings surveillance and incidents to the Infection Prevention and Control Committee.</w:t>
+        <w:t xml:space="preserve">Records for a sample of this standard's objective elements, checked against the What-we-do steps.</w:t>
       </w:r>
     </w:p>
     <w:p>
@@ -1500,7 +1591,7 @@
           <w:sz w:val="22"/>
           <w:szCs w:val="22"/>
         </w:rPr>
-        <w:t xml:space="preserve">Infection Prevention and Control Nurse</w:t>
+        <w:t xml:space="preserve">Documentary evidence is on file for each asterisked objective element in the sample.</w:t>
       </w:r>
     </w:p>
     <w:p>
@@ -1517,7 +1608,7 @@
           <w:sz w:val="22"/>
           <w:szCs w:val="22"/>
         </w:rPr>
-        <w:t xml:space="preserve">Runs day-to-day surveillance, hand-hygiene audit and staff education as this standard requires.</w:t>
+        <w:t xml:space="preserve">CORE objective elements show no critical gaps in the sample.</w:t>
       </w:r>
     </w:p>
     <w:p>
@@ -1534,125 +1625,19 @@
           <w:sz w:val="22"/>
           <w:szCs w:val="22"/>
         </w:rPr>
-        <w:t xml:space="preserve">Quality Coordinator</w:t>
-      </w:r>
-    </w:p>
-    <w:p>
-      <w:pPr>
-        <w:pStyle w:val="ListParagraph"/>
-        <w:numPr>
-          <w:ilvl w:val="0"/>
-          <w:numId w:val="1"/>
-        </w:numPr>
-        <w:spacing w:after="60"/>
-      </w:pPr>
-      <w:r>
-        <w:rPr>
-          <w:sz w:val="22"/>
-          <w:szCs w:val="22"/>
-        </w:rPr>
-        <w:t xml:space="preserve">Audits this policy «quarterly»; holds training acknowledgements.</w:t>
-      </w:r>
-    </w:p>
-    <w:p>
-      <w:pPr>
-        <w:pStyle w:val="Heading1"/>
-        <w:spacing w:after="120" w:before="280"/>
-      </w:pPr>
-      <w:r>
-        <w:t xml:space="preserve">8. Quality monitoring (RCA → CAPA)</w:t>
-      </w:r>
-    </w:p>
-    <w:p>
-      <w:pPr>
-        <w:spacing w:after="140"/>
-      </w:pPr>
-      <w:r>
-        <w:rPr>
-          <w:sz w:val="22"/>
-          <w:szCs w:val="22"/>
-        </w:rPr>
-        <w:t xml:space="preserve">The Quality Coordinator audits this policy «quarterly».</w:t>
-      </w:r>
-    </w:p>
-    <w:p>
-      <w:pPr>
-        <w:spacing w:after="140"/>
-      </w:pPr>
-      <w:r>
-        <w:rPr>
-          <w:sz w:val="22"/>
-          <w:szCs w:val="22"/>
-        </w:rPr>
-        <w:t xml:space="preserve">What is monitored each quarter:</w:t>
-      </w:r>
-    </w:p>
-    <w:p>
-      <w:pPr>
-        <w:pStyle w:val="ListParagraph"/>
-        <w:numPr>
-          <w:ilvl w:val="0"/>
-          <w:numId w:val="1"/>
-        </w:numPr>
-        <w:spacing w:after="60"/>
-      </w:pPr>
-      <w:r>
-        <w:rPr>
-          <w:sz w:val="22"/>
-          <w:szCs w:val="22"/>
-        </w:rPr>
-        <w:t xml:space="preserve">Sample of records for each OE IPC.3.a–f.</w:t>
-      </w:r>
-    </w:p>
-    <w:p>
-      <w:pPr>
-        <w:pStyle w:val="ListParagraph"/>
-        <w:numPr>
-          <w:ilvl w:val="0"/>
-          <w:numId w:val="1"/>
-        </w:numPr>
-        <w:spacing w:after="60"/>
-      </w:pPr>
-      <w:r>
-        <w:rPr>
-          <w:sz w:val="22"/>
-          <w:szCs w:val="22"/>
-        </w:rPr>
-        <w:t xml:space="preserve">Asterisked elements (abcde) have document evidence as required.</w:t>
-      </w:r>
-    </w:p>
-    <w:p>
-      <w:pPr>
-        <w:pStyle w:val="ListParagraph"/>
-        <w:numPr>
-          <w:ilvl w:val="0"/>
-          <w:numId w:val="1"/>
-        </w:numPr>
-        <w:spacing w:after="60"/>
-      </w:pPr>
-      <w:r>
-        <w:rPr>
-          <w:sz w:val="22"/>
-          <w:szCs w:val="22"/>
-        </w:rPr>
-        <w:t xml:space="preserve">CORE elements (abdf) show no critical gaps in the sample.</w:t>
-      </w:r>
-    </w:p>
-    <w:p>
-      <w:pPr>
-        <w:pStyle w:val="ListParagraph"/>
-        <w:numPr>
-          <w:ilvl w:val="0"/>
-          <w:numId w:val="1"/>
-        </w:numPr>
-        <w:spacing w:after="60"/>
-      </w:pPr>
-      <w:r>
-        <w:rPr>
-          <w:sz w:val="22"/>
-          <w:szCs w:val="22"/>
-        </w:rPr>
         <w:t xml:space="preserve">Stop-work events (if any) are logged with outcome.</w:t>
+      </w:r>
+    </w:p>
+    <w:p>
+      <w:pPr>
+        <w:spacing w:after="140"/>
+      </w:pPr>
+      <w:r>
+        <w:rPr>
+          <w:sz w:val="22"/>
+          <w:szCs w:val="22"/>
+        </w:rPr>
+        <w:t xml:space="preserve">Root-cause analysis is required when a gap found in this audit remains open beyond «90 days».</w:t>
       </w:r>
     </w:p>
     <w:p>
@@ -3312,7 +3297,7 @@
           <w:sz w:val="22"/>
           <w:szCs w:val="22"/>
         </w:rPr>
-        <w:t xml:space="preserve">Records showing IPC.3.a was followed for sampled patients/cases.</w:t>
+        <w:t xml:space="preserve">Written standard-precautions guidance covering hand hygiene, PPE, respiratory hygiene, sharps safety, linen and equipment handling.</w:t>
       </w:r>
     </w:p>
     <w:p>
@@ -3329,7 +3314,7 @@
           <w:sz w:val="22"/>
           <w:szCs w:val="22"/>
         </w:rPr>
-        <w:t xml:space="preserve">Written guidance / protocol referenced for this element (where required).</w:t>
+        <w:t xml:space="preserve">Monthly practice-audit record by the IPC Nurse.</w:t>
       </w:r>
     </w:p>
     <w:p>
@@ -3346,7 +3331,16 @@
           <w:sz w:val="22"/>
           <w:szCs w:val="22"/>
         </w:rPr>
-        <w:t xml:space="preserve">Audit sample notes for IPC.3.a reviewed «quarterly».</w:t>
+        <w:t xml:space="preserve">Escalation record for any procedure started without standard precautions.</w:t>
+      </w:r>
+    </w:p>
+    <w:p>
+      <w:pPr>
+        <w:pStyle w:val="Heading2"/>
+        <w:spacing w:after="100" w:before="220"/>
+      </w:pPr>
+      <w:r>
+        <w:t xml:space="preserve">IPC.3.b — The organisation adheres to hand-hygiene guidelines.</w:t>
       </w:r>
     </w:p>
     <w:p>
@@ -3363,7 +3357,7 @@
           <w:sz w:val="22"/>
           <w:szCs w:val="22"/>
         </w:rPr>
-        <w:t xml:space="preserve">Documented evidence specifically required by the asterisked objective element.</w:t>
+        <w:t xml:space="preserve">Hand-hygiene guideline reference adopted (for example WHO 5 Moments).</w:t>
       </w:r>
     </w:p>
     <w:p>
@@ -3380,16 +3374,7 @@
           <w:sz w:val="22"/>
           <w:szCs w:val="22"/>
         </w:rPr>
-        <w:t xml:space="preserve">CORE-element sample with no critical gaps in the quarter under review.</w:t>
-      </w:r>
-    </w:p>
-    <w:p>
-      <w:pPr>
-        <w:pStyle w:val="Heading2"/>
-        <w:spacing w:after="100" w:before="220"/>
-      </w:pPr>
-      <w:r>
-        <w:t xml:space="preserve">IPC.3.b — The organisation adheres to hand-hygiene guidelines.</w:t>
+        <w:t xml:space="preserve">Training record at induction and annually.</w:t>
       </w:r>
     </w:p>
     <w:p>
@@ -3406,7 +3391,16 @@
           <w:sz w:val="22"/>
           <w:szCs w:val="22"/>
         </w:rPr>
-        <w:t xml:space="preserve">Records showing IPC.3.b was followed for sampled patients/cases.</w:t>
+        <w:t xml:space="preserve">Cross-reference to the IPC.6.d compliance-monitoring result.</w:t>
+      </w:r>
+    </w:p>
+    <w:p>
+      <w:pPr>
+        <w:pStyle w:val="Heading2"/>
+        <w:spacing w:after="100" w:before="220"/>
+      </w:pPr>
+      <w:r>
+        <w:t xml:space="preserve">IPC.3.c — The organisation adheres to transmission-based precautions.</w:t>
       </w:r>
     </w:p>
     <w:p>
@@ -3423,7 +3417,7 @@
           <w:sz w:val="22"/>
           <w:szCs w:val="22"/>
         </w:rPr>
-        <w:t xml:space="preserve">Written guidance / protocol referenced for this element (where required).</w:t>
+        <w:t xml:space="preserve">Transmission-based-precaution guidance by mode — contact, droplet, airborne — with PPE and room placement.</w:t>
       </w:r>
     </w:p>
     <w:p>
@@ -3440,7 +3434,7 @@
           <w:sz w:val="22"/>
           <w:szCs w:val="22"/>
         </w:rPr>
-        <w:t xml:space="preserve">Audit sample notes for IPC.3.b reviewed «quarterly».</w:t>
+        <w:t xml:space="preserve">Doctor's order and nursing door/kardex alert record for a sampled case.</w:t>
       </w:r>
     </w:p>
     <w:p>
@@ -3457,7 +3451,16 @@
           <w:sz w:val="22"/>
           <w:szCs w:val="22"/>
         </w:rPr>
-        <w:t xml:space="preserve">Documented evidence specifically required by the asterisked objective element.</w:t>
+        <w:t xml:space="preserve">Escalation record for any case without the defined placement or PPE.</w:t>
+      </w:r>
+    </w:p>
+    <w:p>
+      <w:pPr>
+        <w:pStyle w:val="Heading2"/>
+        <w:spacing w:after="100" w:before="220"/>
+      </w:pPr>
+      <w:r>
+        <w:t xml:space="preserve">IPC.3.d — The organisation adheres to safe injection and infusion practices.</w:t>
       </w:r>
     </w:p>
     <w:p>
@@ -3474,16 +3477,7 @@
           <w:sz w:val="22"/>
           <w:szCs w:val="22"/>
         </w:rPr>
-        <w:t xml:space="preserve">CORE-element sample with no critical gaps in the quarter under review.</w:t>
-      </w:r>
-    </w:p>
-    <w:p>
-      <w:pPr>
-        <w:pStyle w:val="Heading2"/>
-        <w:spacing w:after="100" w:before="220"/>
-      </w:pPr>
-      <w:r>
-        <w:t xml:space="preserve">IPC.3.c — The organisation adheres to transmission-based precautions.</w:t>
+        <w:t xml:space="preserve">Safe injection and infusion written rule — one needle, one syringe, one time; multi-dose-vial rule.</w:t>
       </w:r>
     </w:p>
     <w:p>
@@ -3500,7 +3494,7 @@
           <w:sz w:val="22"/>
           <w:szCs w:val="22"/>
         </w:rPr>
-        <w:t xml:space="preserve">Records showing IPC.3.c was followed for sampled patients/cases.</w:t>
+        <w:t xml:space="preserve">Point-of-use sharps-container placement record.</w:t>
       </w:r>
     </w:p>
     <w:p>
@@ -3517,7 +3511,16 @@
           <w:sz w:val="22"/>
           <w:szCs w:val="22"/>
         </w:rPr>
-        <w:t xml:space="preserve">Written guidance / protocol referenced for this element (where required).</w:t>
+        <w:t xml:space="preserve">Quarterly infusion-preparation-area check by pharmacy and nursing.</w:t>
+      </w:r>
+    </w:p>
+    <w:p>
+      <w:pPr>
+        <w:pStyle w:val="Heading2"/>
+        <w:spacing w:after="100" w:before="220"/>
+      </w:pPr>
+      <w:r>
+        <w:t xml:space="preserve">IPC.3.e — Appropriate antimicrobial usage policy is established and documented</w:t>
       </w:r>
     </w:p>
     <w:p>
@@ -3534,7 +3537,7 @@
           <w:sz w:val="22"/>
           <w:szCs w:val="22"/>
         </w:rPr>
-        <w:t xml:space="preserve">Audit sample notes for IPC.3.c reviewed «quarterly».</w:t>
+        <w:t xml:space="preserve">Documented antimicrobial usage policy — agents, monotherapy/combination, escalation/de-escalation, dose, duration, restricted list aligned with WHO AWaRe.</w:t>
       </w:r>
     </w:p>
     <w:p>
@@ -3551,16 +3554,7 @@
           <w:sz w:val="22"/>
           <w:szCs w:val="22"/>
         </w:rPr>
-        <w:t xml:space="preserve">Documented evidence specifically required by the asterisked objective element.</w:t>
-      </w:r>
-    </w:p>
-    <w:p>
-      <w:pPr>
-        <w:pStyle w:val="Heading2"/>
-        <w:spacing w:after="100" w:before="220"/>
-      </w:pPr>
-      <w:r>
-        <w:t xml:space="preserve">IPC.3.d — The organisation adheres to safe injection and infusion practices.</w:t>
+        <w:t xml:space="preserve">Annual policy-review record against local susceptibility data.</w:t>
       </w:r>
     </w:p>
     <w:p>
@@ -3577,7 +3571,16 @@
           <w:sz w:val="22"/>
           <w:szCs w:val="22"/>
         </w:rPr>
-        <w:t xml:space="preserve">Records showing IPC.3.d was followed for sampled patients/cases.</w:t>
+        <w:t xml:space="preserve">Ownership record — Microbiologist, Drug and Therapeutics Committee, IPC Officer.</w:t>
+      </w:r>
+    </w:p>
+    <w:p>
+      <w:pPr>
+        <w:pStyle w:val="Heading2"/>
+        <w:spacing w:after="100" w:before="220"/>
+      </w:pPr>
+      <w:r>
+        <w:t xml:space="preserve">IPC.3.f — The organisation implements the antimicrobial stewardship programme and monitors the use of antimicrobial agents.</w:t>
       </w:r>
     </w:p>
     <w:p>
@@ -3594,7 +3597,7 @@
           <w:sz w:val="22"/>
           <w:szCs w:val="22"/>
         </w:rPr>
-        <w:t xml:space="preserve">Written guidance / protocol referenced for this element (where required).</w:t>
+        <w:t xml:space="preserve">Antimicrobial stewardship programme document with the restricted-agent order path.</w:t>
       </w:r>
     </w:p>
     <w:p>
@@ -3611,7 +3614,7 @@
           <w:sz w:val="22"/>
           <w:szCs w:val="22"/>
         </w:rPr>
-        <w:t xml:space="preserve">Audit sample notes for IPC.3.d reviewed «quarterly».</w:t>
+        <w:t xml:space="preserve">Days-of-therapy or restricted-agent audit record.</w:t>
       </w:r>
     </w:p>
     <w:p>
@@ -3628,178 +3631,7 @@
           <w:sz w:val="22"/>
           <w:szCs w:val="22"/>
         </w:rPr>
-        <w:t xml:space="preserve">Documented evidence specifically required by the asterisked objective element.</w:t>
-      </w:r>
-    </w:p>
-    <w:p>
-      <w:pPr>
-        <w:pStyle w:val="ListParagraph"/>
-        <w:numPr>
-          <w:ilvl w:val="0"/>
-          <w:numId w:val="1"/>
-        </w:numPr>
-        <w:spacing w:after="60"/>
-      </w:pPr>
-      <w:r>
-        <w:rPr>
-          <w:sz w:val="22"/>
-          <w:szCs w:val="22"/>
-        </w:rPr>
-        <w:t xml:space="preserve">CORE-element sample with no critical gaps in the quarter under review.</w:t>
-      </w:r>
-    </w:p>
-    <w:p>
-      <w:pPr>
-        <w:pStyle w:val="Heading2"/>
-        <w:spacing w:after="100" w:before="220"/>
-      </w:pPr>
-      <w:r>
-        <w:t xml:space="preserve">IPC.3.e — Appropriate antimicrobial usage policy is established and documented</w:t>
-      </w:r>
-    </w:p>
-    <w:p>
-      <w:pPr>
-        <w:pStyle w:val="ListParagraph"/>
-        <w:numPr>
-          <w:ilvl w:val="0"/>
-          <w:numId w:val="1"/>
-        </w:numPr>
-        <w:spacing w:after="60"/>
-      </w:pPr>
-      <w:r>
-        <w:rPr>
-          <w:sz w:val="22"/>
-          <w:szCs w:val="22"/>
-        </w:rPr>
-        <w:t xml:space="preserve">Records showing IPC.3.e was followed for sampled patients/cases.</w:t>
-      </w:r>
-    </w:p>
-    <w:p>
-      <w:pPr>
-        <w:pStyle w:val="ListParagraph"/>
-        <w:numPr>
-          <w:ilvl w:val="0"/>
-          <w:numId w:val="1"/>
-        </w:numPr>
-        <w:spacing w:after="60"/>
-      </w:pPr>
-      <w:r>
-        <w:rPr>
-          <w:sz w:val="22"/>
-          <w:szCs w:val="22"/>
-        </w:rPr>
-        <w:t xml:space="preserve">Written guidance / protocol referenced for this element (where required).</w:t>
-      </w:r>
-    </w:p>
-    <w:p>
-      <w:pPr>
-        <w:pStyle w:val="ListParagraph"/>
-        <w:numPr>
-          <w:ilvl w:val="0"/>
-          <w:numId w:val="1"/>
-        </w:numPr>
-        <w:spacing w:after="60"/>
-      </w:pPr>
-      <w:r>
-        <w:rPr>
-          <w:sz w:val="22"/>
-          <w:szCs w:val="22"/>
-        </w:rPr>
-        <w:t xml:space="preserve">Audit sample notes for IPC.3.e reviewed «quarterly».</w:t>
-      </w:r>
-    </w:p>
-    <w:p>
-      <w:pPr>
-        <w:pStyle w:val="ListParagraph"/>
-        <w:numPr>
-          <w:ilvl w:val="0"/>
-          <w:numId w:val="1"/>
-        </w:numPr>
-        <w:spacing w:after="60"/>
-      </w:pPr>
-      <w:r>
-        <w:rPr>
-          <w:sz w:val="22"/>
-          <w:szCs w:val="22"/>
-        </w:rPr>
-        <w:t xml:space="preserve">Documented evidence specifically required by the asterisked objective element.</w:t>
-      </w:r>
-    </w:p>
-    <w:p>
-      <w:pPr>
-        <w:pStyle w:val="Heading2"/>
-        <w:spacing w:after="100" w:before="220"/>
-      </w:pPr>
-      <w:r>
-        <w:t xml:space="preserve">IPC.3.f — The organisation implements the antimicrobial stewardship programme and monitors the use of antimicrobial agents.</w:t>
-      </w:r>
-    </w:p>
-    <w:p>
-      <w:pPr>
-        <w:pStyle w:val="ListParagraph"/>
-        <w:numPr>
-          <w:ilvl w:val="0"/>
-          <w:numId w:val="1"/>
-        </w:numPr>
-        <w:spacing w:after="60"/>
-      </w:pPr>
-      <w:r>
-        <w:rPr>
-          <w:sz w:val="22"/>
-          <w:szCs w:val="22"/>
-        </w:rPr>
-        <w:t xml:space="preserve">Records showing IPC.3.f was followed for sampled patients/cases.</w:t>
-      </w:r>
-    </w:p>
-    <w:p>
-      <w:pPr>
-        <w:pStyle w:val="ListParagraph"/>
-        <w:numPr>
-          <w:ilvl w:val="0"/>
-          <w:numId w:val="1"/>
-        </w:numPr>
-        <w:spacing w:after="60"/>
-      </w:pPr>
-      <w:r>
-        <w:rPr>
-          <w:sz w:val="22"/>
-          <w:szCs w:val="22"/>
-        </w:rPr>
-        <w:t xml:space="preserve">Written guidance / protocol referenced for this element (where required).</w:t>
-      </w:r>
-    </w:p>
-    <w:p>
-      <w:pPr>
-        <w:pStyle w:val="ListParagraph"/>
-        <w:numPr>
-          <w:ilvl w:val="0"/>
-          <w:numId w:val="1"/>
-        </w:numPr>
-        <w:spacing w:after="60"/>
-      </w:pPr>
-      <w:r>
-        <w:rPr>
-          <w:sz w:val="22"/>
-          <w:szCs w:val="22"/>
-        </w:rPr>
-        <w:t xml:space="preserve">Audit sample notes for IPC.3.f reviewed «quarterly».</w:t>
-      </w:r>
-    </w:p>
-    <w:p>
-      <w:pPr>
-        <w:pStyle w:val="ListParagraph"/>
-        <w:numPr>
-          <w:ilvl w:val="0"/>
-          <w:numId w:val="1"/>
-        </w:numPr>
-        <w:spacing w:after="60"/>
-      </w:pPr>
-      <w:r>
-        <w:rPr>
-          <w:sz w:val="22"/>
-          <w:szCs w:val="22"/>
-        </w:rPr>
-        <w:t xml:space="preserve">CORE-element sample with no critical gaps in the quarter under review.</w:t>
+        <w:t xml:space="preserve">Regularisation record for any emergency first dose given off-path.</w:t>
       </w:r>
     </w:p>
     <w:p>

--- a/policies/build/masters_hco/HCO.IPC.3_v2_master.docx
+++ b/policies/build/masters_hco/HCO.IPC.3_v2_master.docx
@@ -692,7 +692,7 @@
           <w:sz w:val="22"/>
           <w:szCs w:val="22"/>
         </w:rPr>
-        <w:t xml:space="preserve">It covers objective elements IPC.3.a–f (6 elements).</w:t>
+        <w:t xml:space="preserve">This policy covers all 6 requirements under this standard, listed in detail below.</w:t>
       </w:r>
     </w:p>
     <w:p>
@@ -716,7 +716,7 @@
           <w:sz w:val="22"/>
           <w:szCs w:val="22"/>
         </w:rPr>
-        <w:t xml:space="preserve">This policy owns IPC.3. Related AAC, COP, MOM and PRE duties stay with those policies — cross-reference only. Other IPC standards stay with their own policies.</w:t>
+        <w:t xml:space="preserve">This policy covers infection prevention and control in clinical areas specifically. Related duties — like patient assessment, clinical care, medication management, or patient rights — are covered in the hospital's other policies, not repeated here. Other IPC standards stay with their own policies.</w:t>
       </w:r>
     </w:p>
     <w:p>
@@ -761,19 +761,19 @@
           <w:sz w:val="22"/>
           <w:szCs w:val="22"/>
         </w:rPr>
-        <w:t xml:space="preserve">It covers 6 objective elements (IPC.3.a, IPC.3.b, IPC.3.c, IPC.3.d, IPC.3.e, IPC.3.f).</w:t>
-      </w:r>
-    </w:p>
-    <w:p>
-      <w:pPr>
-        <w:spacing w:after="140"/>
-      </w:pPr>
-      <w:r>
-        <w:rPr>
-          <w:sz w:val="22"/>
-          <w:szCs w:val="22"/>
-        </w:rPr>
-        <w:t xml:space="preserve">Boundaries: do not overwrite HCO AAC, COP, MOM or PRE policies. Spell out abbreviations on first use in training materials. OE counts/levels/asterisks stay with the official portal Standards PDF. Method notes come from the Guidebook Interpretation paragraphs (scanned PDF md5 2c4489ee98de4ae9b49cba168ea9f42a).</w:t>
+        <w:t xml:space="preserve">This policy covers all 6 requirements under this standard, listed in detail below.</w:t>
+      </w:r>
+    </w:p>
+    <w:p>
+      <w:pPr>
+        <w:spacing w:after="140"/>
+      </w:pPr>
+      <w:r>
+        <w:rPr>
+          <w:sz w:val="22"/>
+          <w:szCs w:val="22"/>
+        </w:rPr>
+        <w:t xml:space="preserve">This policy covers infection prevention and control in clinical areas specifically. Related duties — like patient assessment, clinical care, medication management, or patient rights — are covered in the hospital's other policies, not repeated here. Spell out abbreviations on first use in training materials. OE counts/levels/asterisks stay with the official portal Standards PDF. Method notes come from the Guidebook Interpretation paragraphs (scanned PDF md5 2c4489ee98de4ae9b49cba168ea9f42a).</w:t>
       </w:r>
     </w:p>
     <w:p>
